--- a/отчет 1.1.docx
+++ b/отчет 1.1.docx
@@ -487,10 +487,10 @@
           <w:szCs w:val="32"/>
         </w:rPr>
         <w:drawing>
-          <wp:inline distT="0" distB="0" distL="0" distR="0" wp14:anchorId="1AE06DCD" wp14:editId="2EE11057">
-            <wp:extent cx="4105848" cy="6011114"/>
-            <wp:effectExtent l="0" t="0" r="9525" b="8890"/>
-            <wp:docPr id="1" name="Рисунок 1"/>
+          <wp:inline distT="0" distB="0" distL="0" distR="0" wp14:anchorId="6DAD26FB" wp14:editId="07FE5E23">
+            <wp:extent cx="5013380" cy="7013051"/>
+            <wp:effectExtent l="0" t="0" r="0" b="0"/>
+            <wp:docPr id="2" name="Рисунок 2"/>
             <wp:cNvGraphicFramePr>
               <a:graphicFrameLocks xmlns:a="http://schemas.openxmlformats.org/drawingml/2006/main" noChangeAspect="1"/>
             </wp:cNvGraphicFramePr>
@@ -498,23 +498,36 @@
               <a:graphicData uri="http://schemas.openxmlformats.org/drawingml/2006/picture">
                 <pic:pic xmlns:pic="http://schemas.openxmlformats.org/drawingml/2006/picture">
                   <pic:nvPicPr>
-                    <pic:cNvPr id="1" name=""/>
-                    <pic:cNvPicPr/>
+                    <pic:cNvPr id="0" name="Picture 1"/>
+                    <pic:cNvPicPr>
+                      <a:picLocks noChangeAspect="1" noChangeArrowheads="1"/>
+                    </pic:cNvPicPr>
                   </pic:nvPicPr>
                   <pic:blipFill>
-                    <a:blip r:embed="rId7"/>
+                    <a:blip r:embed="rId7">
+                      <a:extLst>
+                        <a:ext uri="{28A0092B-C50C-407E-A947-70E740481C1C}">
+                          <a14:useLocalDpi xmlns:a14="http://schemas.microsoft.com/office/drawing/2010/main" val="0"/>
+                        </a:ext>
+                      </a:extLst>
+                    </a:blip>
+                    <a:srcRect/>
                     <a:stretch>
                       <a:fillRect/>
                     </a:stretch>
                   </pic:blipFill>
-                  <pic:spPr>
+                  <pic:spPr bwMode="auto">
                     <a:xfrm>
                       <a:off x="0" y="0"/>
-                      <a:ext cx="4105848" cy="6011114"/>
+                      <a:ext cx="5022499" cy="7025807"/>
                     </a:xfrm>
                     <a:prstGeom prst="rect">
                       <a:avLst/>
                     </a:prstGeom>
+                    <a:noFill/>
+                    <a:ln>
+                      <a:noFill/>
+                    </a:ln>
                   </pic:spPr>
                 </pic:pic>
               </a:graphicData>
@@ -537,27 +550,14 @@
       <w:r>
         <w:t xml:space="preserve">Рисунок </w:t>
       </w:r>
-      <w:r>
-        <w:fldChar w:fldCharType="begin"/>
-      </w:r>
-      <w:r>
-        <w:instrText xml:space="preserve"> SEQ Рисунок \* ARABIC </w:instrText>
-      </w:r>
-      <w:r>
-        <w:fldChar w:fldCharType="separate"/>
-      </w:r>
-      <w:r>
-        <w:rPr>
-          <w:noProof/>
-        </w:rPr>
-        <w:t>1</w:t>
-      </w:r>
-      <w:r>
-        <w:rPr>
-          <w:noProof/>
-        </w:rPr>
-        <w:fldChar w:fldCharType="end"/>
-      </w:r>
+      <w:fldSimple w:instr=" SEQ Рисунок \* ARABIC ">
+        <w:r>
+          <w:rPr>
+            <w:noProof/>
+          </w:rPr>
+          <w:t>1</w:t>
+        </w:r>
+      </w:fldSimple>
       <w:r>
         <w:t>- Блок-схема алгоритма</w:t>
       </w:r>
@@ -1843,6 +1843,7 @@
     <w:lsdException w:name="HTML Sample" w:semiHidden="1" w:unhideWhenUsed="1"/>
     <w:lsdException w:name="HTML Typewriter" w:semiHidden="1" w:unhideWhenUsed="1"/>
     <w:lsdException w:name="HTML Variable" w:semiHidden="1" w:unhideWhenUsed="1"/>
+    <w:lsdException w:name="Normal Table" w:semiHidden="1" w:unhideWhenUsed="1"/>
     <w:lsdException w:name="annotation subject" w:semiHidden="1" w:unhideWhenUsed="1"/>
     <w:lsdException w:name="No List" w:semiHidden="1" w:unhideWhenUsed="1"/>
     <w:lsdException w:name="Outline List 1" w:semiHidden="1" w:unhideWhenUsed="1"/>
@@ -1885,8 +1886,11 @@
     <w:lsdException w:name="Table Contemporary" w:semiHidden="1" w:unhideWhenUsed="1"/>
     <w:lsdException w:name="Table Elegant" w:semiHidden="1" w:unhideWhenUsed="1"/>
     <w:lsdException w:name="Table Professional" w:semiHidden="1" w:unhideWhenUsed="1"/>
+    <w:lsdException w:name="Table Subtle 1" w:semiHidden="1" w:unhideWhenUsed="1"/>
     <w:lsdException w:name="Table Subtle 2" w:semiHidden="1" w:unhideWhenUsed="1"/>
     <w:lsdException w:name="Table Web 1" w:semiHidden="1" w:unhideWhenUsed="1"/>
+    <w:lsdException w:name="Table Web 2" w:semiHidden="1" w:unhideWhenUsed="1"/>
+    <w:lsdException w:name="Table Web 3" w:semiHidden="1" w:unhideWhenUsed="1"/>
     <w:lsdException w:name="Balloon Text" w:semiHidden="1" w:unhideWhenUsed="1"/>
     <w:lsdException w:name="Table Grid" w:uiPriority="39"/>
     <w:lsdException w:name="Table Theme" w:semiHidden="1" w:unhideWhenUsed="1"/>

--- a/отчет 1.1.docx
+++ b/отчет 1.1.docx
@@ -382,6 +382,14 @@
           <w:szCs w:val="32"/>
         </w:rPr>
       </w:pPr>
+      <w:r>
+        <w:rPr>
+          <w:rFonts w:ascii="Times New Roman" w:hAnsi="Times New Roman" w:cs="Times New Roman"/>
+          <w:sz w:val="32"/>
+          <w:szCs w:val="32"/>
+        </w:rPr>
+        <w:t>Создать консольное приложение, вычисляющее значения переменных по представленным в таблице формулам. Расчёт примера осуществить по заданным константам. Вывести на экран значения исходных данных, а также результат вычислений. Дополнить свой отчёт блок-схемой алгоритма.</w:t>
+      </w:r>
     </w:p>
     <w:p>
       <w:pPr>
@@ -550,14 +558,27 @@
       <w:r>
         <w:t xml:space="preserve">Рисунок </w:t>
       </w:r>
-      <w:fldSimple w:instr=" SEQ Рисунок \* ARABIC ">
-        <w:r>
-          <w:rPr>
-            <w:noProof/>
-          </w:rPr>
-          <w:t>1</w:t>
-        </w:r>
-      </w:fldSimple>
+      <w:r>
+        <w:fldChar w:fldCharType="begin"/>
+      </w:r>
+      <w:r>
+        <w:instrText xml:space="preserve"> SEQ Рисунок \* ARABIC </w:instrText>
+      </w:r>
+      <w:r>
+        <w:fldChar w:fldCharType="separate"/>
+      </w:r>
+      <w:r>
+        <w:rPr>
+          <w:noProof/>
+        </w:rPr>
+        <w:t>1</w:t>
+      </w:r>
+      <w:r>
+        <w:rPr>
+          <w:noProof/>
+        </w:rPr>
+        <w:fldChar w:fldCharType="end"/>
+      </w:r>
       <w:r>
         <w:t>- Блок-схема алгоритма</w:t>
       </w:r>
@@ -784,21 +805,7 @@
         <w:rPr>
           <w:lang w:val="en-US"/>
         </w:rPr>
-        <w:t xml:space="preserve">double </w:t>
-      </w:r>
-      <w:proofErr w:type="gramStart"/>
-      <w:r>
-        <w:rPr>
-          <w:lang w:val="en-US"/>
-        </w:rPr>
-        <w:t>A(</w:t>
-      </w:r>
-      <w:proofErr w:type="gramEnd"/>
-      <w:r>
-        <w:rPr>
-          <w:lang w:val="en-US"/>
-        </w:rPr>
-        <w:t>const double x, const double y, const int z);</w:t>
+        <w:t>double A(const double x, const double y, const int z);</w:t>
       </w:r>
     </w:p>
     <w:p>
@@ -963,21 +970,7 @@
         <w:rPr>
           <w:lang w:val="en-US"/>
         </w:rPr>
-        <w:t xml:space="preserve">double </w:t>
-      </w:r>
-      <w:proofErr w:type="gramStart"/>
-      <w:r>
-        <w:rPr>
-          <w:lang w:val="en-US"/>
-        </w:rPr>
-        <w:t>B(</w:t>
-      </w:r>
-      <w:proofErr w:type="gramEnd"/>
-      <w:r>
-        <w:rPr>
-          <w:lang w:val="en-US"/>
-        </w:rPr>
-        <w:t>const double x, const double y, const int z);</w:t>
+        <w:t>double B(const double x, const double y, const int z);</w:t>
       </w:r>
     </w:p>
     <w:p>
@@ -1046,21 +1039,7 @@
         <w:rPr>
           <w:lang w:val="en-US"/>
         </w:rPr>
-        <w:t xml:space="preserve">int </w:t>
-      </w:r>
-      <w:proofErr w:type="gramStart"/>
-      <w:r>
-        <w:rPr>
-          <w:lang w:val="en-US"/>
-        </w:rPr>
-        <w:t>main(</w:t>
-      </w:r>
-      <w:proofErr w:type="gramEnd"/>
-      <w:r>
-        <w:rPr>
-          <w:lang w:val="en-US"/>
-        </w:rPr>
-        <w:t>)</w:t>
+        <w:t>int main()</w:t>
       </w:r>
     </w:p>
     <w:p>
@@ -1128,7 +1107,6 @@
         <w:t xml:space="preserve">    </w:t>
       </w:r>
       <w:proofErr w:type="spellStart"/>
-      <w:proofErr w:type="gramStart"/>
       <w:r>
         <w:rPr>
           <w:lang w:val="en-US"/>
@@ -1140,14 +1118,7 @@
         <w:rPr>
           <w:lang w:val="en-US"/>
         </w:rPr>
-        <w:t>(</w:t>
-      </w:r>
-      <w:proofErr w:type="gramEnd"/>
-      <w:r>
-        <w:rPr>
-          <w:lang w:val="en-US"/>
-        </w:rPr>
-        <w:t>"a=%.5f", A(</w:t>
+        <w:t>("a=%.5f", A(</w:t>
       </w:r>
       <w:proofErr w:type="spellStart"/>
       <w:r>
@@ -1178,7 +1149,6 @@
         <w:t xml:space="preserve">    </w:t>
       </w:r>
       <w:proofErr w:type="spellStart"/>
-      <w:proofErr w:type="gramStart"/>
       <w:r>
         <w:rPr>
           <w:lang w:val="en-US"/>
@@ -1190,14 +1160,7 @@
         <w:rPr>
           <w:lang w:val="en-US"/>
         </w:rPr>
-        <w:t>(</w:t>
-      </w:r>
-      <w:proofErr w:type="gramEnd"/>
-      <w:r>
-        <w:rPr>
-          <w:lang w:val="en-US"/>
-        </w:rPr>
-        <w:t>"\</w:t>
+        <w:t>("\</w:t>
       </w:r>
       <w:proofErr w:type="spellStart"/>
       <w:r>
@@ -1271,21 +1234,7 @@
         <w:rPr>
           <w:lang w:val="en-US"/>
         </w:rPr>
-        <w:t xml:space="preserve">double </w:t>
-      </w:r>
-      <w:proofErr w:type="gramStart"/>
-      <w:r>
-        <w:rPr>
-          <w:lang w:val="en-US"/>
-        </w:rPr>
-        <w:t>A(</w:t>
-      </w:r>
-      <w:proofErr w:type="gramEnd"/>
-      <w:r>
-        <w:rPr>
-          <w:lang w:val="en-US"/>
-        </w:rPr>
-        <w:t>const double x, const double y, const int z)</w:t>
+        <w:t>double A(const double x, const double y, const int z)</w:t>
       </w:r>
     </w:p>
     <w:p>
@@ -1314,7 +1263,6 @@
         <w:t xml:space="preserve">    return 3*pow(</w:t>
       </w:r>
       <w:proofErr w:type="spellStart"/>
-      <w:proofErr w:type="gramStart"/>
       <w:r>
         <w:rPr>
           <w:lang w:val="en-US"/>
@@ -1322,7 +1270,6 @@
         <w:t>x,y</w:t>
       </w:r>
       <w:proofErr w:type="spellEnd"/>
-      <w:proofErr w:type="gramEnd"/>
       <w:r>
         <w:rPr>
           <w:lang w:val="en-US"/>
@@ -1360,21 +1307,7 @@
         <w:rPr>
           <w:lang w:val="en-US"/>
         </w:rPr>
-        <w:t xml:space="preserve">double </w:t>
-      </w:r>
-      <w:proofErr w:type="gramStart"/>
-      <w:r>
-        <w:rPr>
-          <w:lang w:val="en-US"/>
-        </w:rPr>
-        <w:t>B(</w:t>
-      </w:r>
-      <w:proofErr w:type="gramEnd"/>
-      <w:r>
-        <w:rPr>
-          <w:lang w:val="en-US"/>
-        </w:rPr>
-        <w:t>const double x, const double y, const int z)</w:t>
+        <w:t>double B(const double x, const double y, const int z)</w:t>
       </w:r>
     </w:p>
     <w:p>
@@ -1400,21 +1333,7 @@
         <w:rPr>
           <w:lang w:val="en-US"/>
         </w:rPr>
-        <w:t xml:space="preserve">    return (fabs(2*y*z)/(sin(x)*sin(x)</w:t>
-      </w:r>
-      <w:proofErr w:type="gramStart"/>
-      <w:r>
-        <w:rPr>
-          <w:lang w:val="en-US"/>
-        </w:rPr>
-        <w:t>))-(</w:t>
-      </w:r>
-      <w:proofErr w:type="gramEnd"/>
-      <w:r>
-        <w:rPr>
-          <w:lang w:val="en-US"/>
-        </w:rPr>
-        <w:t>(pow(x,2))/3);</w:t>
+        <w:t xml:space="preserve">    return (fabs(2*y*z)/(sin(x)*sin(x)))-((pow(x,2))/3);</w:t>
       </w:r>
     </w:p>
     <w:p>

--- a/отчет 1.1.docx
+++ b/отчет 1.1.docx
@@ -499,10 +499,10 @@
           <w:noProof/>
         </w:rPr>
         <w:drawing>
-          <wp:inline distT="0" distB="0" distL="0" distR="0" wp14:anchorId="22C2B0DA" wp14:editId="4ED02EA9">
-            <wp:extent cx="4770782" cy="4643799"/>
-            <wp:effectExtent l="0" t="0" r="0" b="4445"/>
-            <wp:docPr id="1" name="Рисунок 1"/>
+          <wp:inline distT="0" distB="0" distL="0" distR="0" wp14:anchorId="55B3628F" wp14:editId="2B0D2DC8">
+            <wp:extent cx="4953663" cy="3963753"/>
+            <wp:effectExtent l="0" t="0" r="0" b="0"/>
+            <wp:docPr id="2" name="Рисунок 2"/>
             <wp:cNvGraphicFramePr>
               <a:graphicFrameLocks xmlns:a="http://schemas.openxmlformats.org/drawingml/2006/main" noChangeAspect="1"/>
             </wp:cNvGraphicFramePr>
@@ -531,7 +531,7 @@
                   <pic:spPr bwMode="auto">
                     <a:xfrm>
                       <a:off x="0" y="0"/>
-                      <a:ext cx="4790318" cy="4662815"/>
+                      <a:ext cx="4957485" cy="3966811"/>
                     </a:xfrm>
                     <a:prstGeom prst="rect">
                       <a:avLst/>
@@ -562,27 +562,14 @@
       <w:r>
         <w:t xml:space="preserve">Рисунок </w:t>
       </w:r>
-      <w:r>
-        <w:fldChar w:fldCharType="begin"/>
-      </w:r>
-      <w:r>
-        <w:instrText xml:space="preserve"> SEQ Рисунок \* ARABIC </w:instrText>
-      </w:r>
-      <w:r>
-        <w:fldChar w:fldCharType="separate"/>
-      </w:r>
-      <w:r>
-        <w:rPr>
-          <w:noProof/>
-        </w:rPr>
-        <w:t>1</w:t>
-      </w:r>
-      <w:r>
-        <w:rPr>
-          <w:noProof/>
-        </w:rPr>
-        <w:fldChar w:fldCharType="end"/>
-      </w:r>
+      <w:fldSimple w:instr=" SEQ Рисунок \* ARABIC ">
+        <w:r>
+          <w:rPr>
+            <w:noProof/>
+          </w:rPr>
+          <w:t>1</w:t>
+        </w:r>
+      </w:fldSimple>
       <w:r>
         <w:t>- Блок-схема алгоритма</w:t>
       </w:r>
@@ -809,21 +796,7 @@
         <w:rPr>
           <w:lang w:val="en-US"/>
         </w:rPr>
-        <w:t xml:space="preserve">double </w:t>
-      </w:r>
-      <w:proofErr w:type="gramStart"/>
-      <w:r>
-        <w:rPr>
-          <w:lang w:val="en-US"/>
-        </w:rPr>
-        <w:t>A(</w:t>
-      </w:r>
-      <w:proofErr w:type="gramEnd"/>
-      <w:r>
-        <w:rPr>
-          <w:lang w:val="en-US"/>
-        </w:rPr>
-        <w:t>const double x, const double y, const int z);</w:t>
+        <w:t>double A(const double x, const double y, const int z);</w:t>
       </w:r>
     </w:p>
     <w:p>
@@ -988,21 +961,7 @@
         <w:rPr>
           <w:lang w:val="en-US"/>
         </w:rPr>
-        <w:t xml:space="preserve">double </w:t>
-      </w:r>
-      <w:proofErr w:type="gramStart"/>
-      <w:r>
-        <w:rPr>
-          <w:lang w:val="en-US"/>
-        </w:rPr>
-        <w:t>B(</w:t>
-      </w:r>
-      <w:proofErr w:type="gramEnd"/>
-      <w:r>
-        <w:rPr>
-          <w:lang w:val="en-US"/>
-        </w:rPr>
-        <w:t>const double x, const double y, const int z);</w:t>
+        <w:t>double B(const double x, const double y, const int z);</w:t>
       </w:r>
     </w:p>
     <w:p>
@@ -1071,21 +1030,7 @@
         <w:rPr>
           <w:lang w:val="en-US"/>
         </w:rPr>
-        <w:t xml:space="preserve">int </w:t>
-      </w:r>
-      <w:proofErr w:type="gramStart"/>
-      <w:r>
-        <w:rPr>
-          <w:lang w:val="en-US"/>
-        </w:rPr>
-        <w:t>main(</w:t>
-      </w:r>
-      <w:proofErr w:type="gramEnd"/>
-      <w:r>
-        <w:rPr>
-          <w:lang w:val="en-US"/>
-        </w:rPr>
-        <w:t>)</w:t>
+        <w:t>int main()</w:t>
       </w:r>
     </w:p>
     <w:p>
@@ -1150,43 +1095,7 @@
         <w:rPr>
           <w:lang w:val="en-US"/>
         </w:rPr>
-        <w:t xml:space="preserve">    </w:t>
-      </w:r>
-      <w:proofErr w:type="spellStart"/>
-      <w:proofErr w:type="gramStart"/>
-      <w:r>
-        <w:rPr>
-          <w:lang w:val="en-US"/>
-        </w:rPr>
-        <w:t>printf</w:t>
-      </w:r>
-      <w:proofErr w:type="spellEnd"/>
-      <w:r>
-        <w:rPr>
-          <w:lang w:val="en-US"/>
-        </w:rPr>
-        <w:t>(</w:t>
-      </w:r>
-      <w:proofErr w:type="gramEnd"/>
-      <w:r>
-        <w:rPr>
-          <w:lang w:val="en-US"/>
-        </w:rPr>
-        <w:t>"a=%.5f", A(</w:t>
-      </w:r>
-      <w:proofErr w:type="spellStart"/>
-      <w:r>
-        <w:rPr>
-          <w:lang w:val="en-US"/>
-        </w:rPr>
-        <w:t>x,y,z</w:t>
-      </w:r>
-      <w:proofErr w:type="spellEnd"/>
-      <w:r>
-        <w:rPr>
-          <w:lang w:val="en-US"/>
-        </w:rPr>
-        <w:t>));</w:t>
+        <w:t xml:space="preserve">    printf("a=%.5f", A(x,y,z));</w:t>
       </w:r>
     </w:p>
     <w:p>
@@ -1200,57 +1109,7 @@
           <w:lang w:val="en-US"/>
         </w:rPr>
         <w:lastRenderedPageBreak/>
-        <w:t xml:space="preserve">    </w:t>
-      </w:r>
-      <w:proofErr w:type="spellStart"/>
-      <w:proofErr w:type="gramStart"/>
-      <w:r>
-        <w:rPr>
-          <w:lang w:val="en-US"/>
-        </w:rPr>
-        <w:t>printf</w:t>
-      </w:r>
-      <w:proofErr w:type="spellEnd"/>
-      <w:r>
-        <w:rPr>
-          <w:lang w:val="en-US"/>
-        </w:rPr>
-        <w:t>(</w:t>
-      </w:r>
-      <w:proofErr w:type="gramEnd"/>
-      <w:r>
-        <w:rPr>
-          <w:lang w:val="en-US"/>
-        </w:rPr>
-        <w:t>"\</w:t>
-      </w:r>
-      <w:proofErr w:type="spellStart"/>
-      <w:r>
-        <w:rPr>
-          <w:lang w:val="en-US"/>
-        </w:rPr>
-        <w:t>nb</w:t>
-      </w:r>
-      <w:proofErr w:type="spellEnd"/>
-      <w:r>
-        <w:rPr>
-          <w:lang w:val="en-US"/>
-        </w:rPr>
-        <w:t>=%.5f", B(</w:t>
-      </w:r>
-      <w:proofErr w:type="spellStart"/>
-      <w:r>
-        <w:rPr>
-          <w:lang w:val="en-US"/>
-        </w:rPr>
-        <w:t>x,y,z</w:t>
-      </w:r>
-      <w:proofErr w:type="spellEnd"/>
-      <w:r>
-        <w:rPr>
-          <w:lang w:val="en-US"/>
-        </w:rPr>
-        <w:t>));</w:t>
+        <w:t xml:space="preserve">    printf("\nb=%.5f", B(x,y,z));</w:t>
       </w:r>
     </w:p>
     <w:p>
@@ -1296,21 +1155,7 @@
         <w:rPr>
           <w:lang w:val="en-US"/>
         </w:rPr>
-        <w:t xml:space="preserve">double </w:t>
-      </w:r>
-      <w:proofErr w:type="gramStart"/>
-      <w:r>
-        <w:rPr>
-          <w:lang w:val="en-US"/>
-        </w:rPr>
-        <w:t>A(</w:t>
-      </w:r>
-      <w:proofErr w:type="gramEnd"/>
-      <w:r>
-        <w:rPr>
-          <w:lang w:val="en-US"/>
-        </w:rPr>
-        <w:t>const double x, const double y, const int z)</w:t>
+        <w:t>double A(const double x, const double y, const int z)</w:t>
       </w:r>
     </w:p>
     <w:p>
@@ -1336,23 +1181,7 @@
         <w:rPr>
           <w:lang w:val="en-US"/>
         </w:rPr>
-        <w:t xml:space="preserve">    return 3*pow(</w:t>
-      </w:r>
-      <w:proofErr w:type="spellStart"/>
-      <w:proofErr w:type="gramStart"/>
-      <w:r>
-        <w:rPr>
-          <w:lang w:val="en-US"/>
-        </w:rPr>
-        <w:t>x,y</w:t>
-      </w:r>
-      <w:proofErr w:type="spellEnd"/>
-      <w:proofErr w:type="gramEnd"/>
-      <w:r>
-        <w:rPr>
-          <w:lang w:val="en-US"/>
-        </w:rPr>
-        <w:t>) * log(y) + exp(z*x);</w:t>
+        <w:t xml:space="preserve">    return 3*pow(x,y) * log(y) + exp(z*x);</w:t>
       </w:r>
     </w:p>
     <w:p>
@@ -1385,21 +1214,7 @@
         <w:rPr>
           <w:lang w:val="en-US"/>
         </w:rPr>
-        <w:t xml:space="preserve">double </w:t>
-      </w:r>
-      <w:proofErr w:type="gramStart"/>
-      <w:r>
-        <w:rPr>
-          <w:lang w:val="en-US"/>
-        </w:rPr>
-        <w:t>B(</w:t>
-      </w:r>
-      <w:proofErr w:type="gramEnd"/>
-      <w:r>
-        <w:rPr>
-          <w:lang w:val="en-US"/>
-        </w:rPr>
-        <w:t>const double x, const double y, const int z)</w:t>
+        <w:t>double B(const double x, const double y, const int z)</w:t>
       </w:r>
     </w:p>
     <w:p>
@@ -1425,21 +1240,7 @@
         <w:rPr>
           <w:lang w:val="en-US"/>
         </w:rPr>
-        <w:t xml:space="preserve">    return (fabs(2*y*z)/(sin(x)*sin(x)</w:t>
-      </w:r>
-      <w:proofErr w:type="gramStart"/>
-      <w:r>
-        <w:rPr>
-          <w:lang w:val="en-US"/>
-        </w:rPr>
-        <w:t>))-(</w:t>
-      </w:r>
-      <w:proofErr w:type="gramEnd"/>
-      <w:r>
-        <w:rPr>
-          <w:lang w:val="en-US"/>
-        </w:rPr>
-        <w:t>(pow(x,2))/3);</w:t>
+        <w:t xml:space="preserve">    return (fabs(2*y*z)/(sin(x)*sin(x)))-((pow(x,2))/3);</w:t>
       </w:r>
     </w:p>
     <w:p>

--- a/отчет 1.1.docx
+++ b/отчет 1.1.docx
@@ -499,10 +499,10 @@
           <w:noProof/>
         </w:rPr>
         <w:drawing>
-          <wp:inline distT="0" distB="0" distL="0" distR="0" wp14:anchorId="55B3628F" wp14:editId="2B0D2DC8">
-            <wp:extent cx="4953663" cy="3963753"/>
-            <wp:effectExtent l="0" t="0" r="0" b="0"/>
-            <wp:docPr id="2" name="Рисунок 2"/>
+          <wp:inline distT="0" distB="0" distL="0" distR="0" wp14:anchorId="2583F903" wp14:editId="63AB752F">
+            <wp:extent cx="5234948" cy="4191000"/>
+            <wp:effectExtent l="0" t="0" r="3810" b="0"/>
+            <wp:docPr id="1" name="Рисунок 1"/>
             <wp:cNvGraphicFramePr>
               <a:graphicFrameLocks xmlns:a="http://schemas.openxmlformats.org/drawingml/2006/main" noChangeAspect="1"/>
             </wp:cNvGraphicFramePr>
@@ -531,7 +531,7 @@
                   <pic:spPr bwMode="auto">
                     <a:xfrm>
                       <a:off x="0" y="0"/>
-                      <a:ext cx="4957485" cy="3966811"/>
+                      <a:ext cx="5238095" cy="4193519"/>
                     </a:xfrm>
                     <a:prstGeom prst="rect">
                       <a:avLst/>
@@ -562,14 +562,27 @@
       <w:r>
         <w:t xml:space="preserve">Рисунок </w:t>
       </w:r>
-      <w:fldSimple w:instr=" SEQ Рисунок \* ARABIC ">
-        <w:r>
-          <w:rPr>
-            <w:noProof/>
-          </w:rPr>
-          <w:t>1</w:t>
-        </w:r>
-      </w:fldSimple>
+      <w:r>
+        <w:fldChar w:fldCharType="begin"/>
+      </w:r>
+      <w:r>
+        <w:instrText xml:space="preserve"> SEQ Рисунок \* ARABIC </w:instrText>
+      </w:r>
+      <w:r>
+        <w:fldChar w:fldCharType="separate"/>
+      </w:r>
+      <w:r>
+        <w:rPr>
+          <w:noProof/>
+        </w:rPr>
+        <w:t>1</w:t>
+      </w:r>
+      <w:r>
+        <w:rPr>
+          <w:noProof/>
+        </w:rPr>
+        <w:fldChar w:fldCharType="end"/>
+      </w:r>
       <w:r>
         <w:t>- Блок-схема алгоритма</w:t>
       </w:r>
@@ -724,8 +737,144 @@
         <w:rPr>
           <w:lang w:val="en-US"/>
         </w:rPr>
+        <w:t>y</w:t>
+      </w:r>
+    </w:p>
+    <w:p>
+      <w:r>
+        <w:t xml:space="preserve"> * @</w:t>
+      </w:r>
+      <w:r>
+        <w:rPr>
+          <w:lang w:val="en-US"/>
+        </w:rPr>
+        <w:t>param</w:t>
+      </w:r>
+      <w:r>
+        <w:t xml:space="preserve"> </w:t>
+      </w:r>
+      <w:r>
+        <w:rPr>
+          <w:lang w:val="en-US"/>
+        </w:rPr>
+        <w:t>z</w:t>
+      </w:r>
+      <w:r>
+        <w:t xml:space="preserve"> значение параметра </w:t>
+      </w:r>
+      <w:r>
+        <w:rPr>
+          <w:lang w:val="en-US"/>
+        </w:rPr>
+        <w:t>z</w:t>
+      </w:r>
+    </w:p>
+    <w:p>
+      <w:r>
+        <w:t xml:space="preserve"> * @</w:t>
+      </w:r>
+      <w:r>
+        <w:rPr>
+          <w:lang w:val="en-US"/>
+        </w:rPr>
+        <w:t>return</w:t>
+      </w:r>
+      <w:r>
+        <w:t xml:space="preserve"> рассчитанное значение</w:t>
+      </w:r>
+    </w:p>
+    <w:p>
+      <w:pPr>
+        <w:rPr>
+          <w:lang w:val="en-US"/>
+        </w:rPr>
+      </w:pPr>
+      <w:r>
+        <w:t xml:space="preserve"> </w:t>
+      </w:r>
+      <w:r>
+        <w:rPr>
+          <w:lang w:val="en-US"/>
+        </w:rPr>
+        <w:t>*/</w:t>
+      </w:r>
+    </w:p>
+    <w:p>
+      <w:pPr>
+        <w:rPr>
+          <w:lang w:val="en-US"/>
+        </w:rPr>
+      </w:pPr>
+      <w:r>
+        <w:rPr>
+          <w:lang w:val="en-US"/>
+        </w:rPr>
+        <w:t>double A(const double x, const double y, const int z);</w:t>
+      </w:r>
+    </w:p>
+    <w:p>
+      <w:pPr>
+        <w:rPr>
+          <w:lang w:val="en-US"/>
+        </w:rPr>
+      </w:pPr>
+    </w:p>
+    <w:p>
+      <w:r>
+        <w:t>/**</w:t>
+      </w:r>
+    </w:p>
+    <w:p>
+      <w:r>
+        <w:t xml:space="preserve"> * @</w:t>
+      </w:r>
+      <w:r>
+        <w:rPr>
+          <w:lang w:val="en-US"/>
+        </w:rPr>
+        <w:t>brief</w:t>
+      </w:r>
+      <w:r>
+        <w:t xml:space="preserve"> вычисляет значение функции </w:t>
+      </w:r>
+      <w:r>
+        <w:rPr>
+          <w:lang w:val="en-US"/>
+        </w:rPr>
+        <w:t>B</w:t>
+      </w:r>
+      <w:r>
+        <w:t xml:space="preserve"> по заданному значению</w:t>
+      </w:r>
+    </w:p>
+    <w:p>
+      <w:r>
+        <w:t xml:space="preserve"> * @</w:t>
+      </w:r>
+      <w:r>
+        <w:rPr>
+          <w:lang w:val="en-US"/>
+        </w:rPr>
+        <w:t>param</w:t>
+      </w:r>
+      <w:r>
+        <w:t xml:space="preserve"> </w:t>
+      </w:r>
+      <w:r>
+        <w:rPr>
+          <w:lang w:val="en-US"/>
+        </w:rPr>
         <w:t>x</w:t>
       </w:r>
+      <w:r>
+        <w:t xml:space="preserve"> значение параметра </w:t>
+      </w:r>
+      <w:r>
+        <w:rPr>
+          <w:lang w:val="en-US"/>
+        </w:rPr>
+        <w:t>x</w:t>
+      </w:r>
     </w:p>
     <w:p>
       <w:r>
@@ -744,6 +893,35 @@
         <w:rPr>
           <w:lang w:val="en-US"/>
         </w:rPr>
+        <w:t>y</w:t>
+      </w:r>
+      <w:r>
+        <w:t xml:space="preserve"> значение параметра </w:t>
+      </w:r>
+      <w:r>
+        <w:rPr>
+          <w:lang w:val="en-US"/>
+        </w:rPr>
+        <w:t>y</w:t>
+      </w:r>
+    </w:p>
+    <w:p>
+      <w:r>
+        <w:t xml:space="preserve"> * @</w:t>
+      </w:r>
+      <w:r>
+        <w:rPr>
+          <w:lang w:val="en-US"/>
+        </w:rPr>
+        <w:t>param</w:t>
+      </w:r>
+      <w:r>
+        <w:t xml:space="preserve"> </w:t>
+      </w:r>
+      <w:r>
+        <w:rPr>
+          <w:lang w:val="en-US"/>
+        </w:rPr>
         <w:t>z</w:t>
       </w:r>
       <w:r>
@@ -753,172 +931,7 @@
         <w:rPr>
           <w:lang w:val="en-US"/>
         </w:rPr>
-        <w:t>x</w:t>
-      </w:r>
-    </w:p>
-    <w:p>
-      <w:r>
-        <w:t xml:space="preserve"> * @</w:t>
-      </w:r>
-      <w:r>
-        <w:rPr>
-          <w:lang w:val="en-US"/>
-        </w:rPr>
-        <w:t>return</w:t>
-      </w:r>
-      <w:r>
-        <w:t xml:space="preserve"> рассчитанное значение</w:t>
-      </w:r>
-    </w:p>
-    <w:p>
-      <w:pPr>
-        <w:rPr>
-          <w:lang w:val="en-US"/>
-        </w:rPr>
-      </w:pPr>
-      <w:r>
-        <w:t xml:space="preserve"> </w:t>
-      </w:r>
-      <w:r>
-        <w:rPr>
-          <w:lang w:val="en-US"/>
-        </w:rPr>
-        <w:t>*/</w:t>
-      </w:r>
-    </w:p>
-    <w:p>
-      <w:pPr>
-        <w:rPr>
-          <w:lang w:val="en-US"/>
-        </w:rPr>
-      </w:pPr>
-      <w:r>
-        <w:rPr>
-          <w:lang w:val="en-US"/>
-        </w:rPr>
-        <w:t>double A(const double x, const double y, const int z);</w:t>
-      </w:r>
-    </w:p>
-    <w:p>
-      <w:pPr>
-        <w:rPr>
-          <w:lang w:val="en-US"/>
-        </w:rPr>
-      </w:pPr>
-    </w:p>
-    <w:p>
-      <w:r>
-        <w:t>/**</w:t>
-      </w:r>
-    </w:p>
-    <w:p>
-      <w:r>
-        <w:t xml:space="preserve"> * @</w:t>
-      </w:r>
-      <w:r>
-        <w:rPr>
-          <w:lang w:val="en-US"/>
-        </w:rPr>
-        <w:t>brief</w:t>
-      </w:r>
-      <w:r>
-        <w:t xml:space="preserve"> вычисляет значение функции </w:t>
-      </w:r>
-      <w:r>
-        <w:rPr>
-          <w:lang w:val="en-US"/>
-        </w:rPr>
-        <w:t>B</w:t>
-      </w:r>
-      <w:r>
-        <w:t xml:space="preserve"> по заданному значению</w:t>
-      </w:r>
-    </w:p>
-    <w:p>
-      <w:r>
-        <w:t xml:space="preserve"> * @</w:t>
-      </w:r>
-      <w:r>
-        <w:rPr>
-          <w:lang w:val="en-US"/>
-        </w:rPr>
-        <w:t>param</w:t>
-      </w:r>
-      <w:r>
-        <w:t xml:space="preserve"> </w:t>
-      </w:r>
-      <w:r>
-        <w:rPr>
-          <w:lang w:val="en-US"/>
-        </w:rPr>
-        <w:t>x</w:t>
-      </w:r>
-      <w:r>
-        <w:t xml:space="preserve"> значение параметра </w:t>
-      </w:r>
-      <w:r>
-        <w:rPr>
-          <w:lang w:val="en-US"/>
-        </w:rPr>
-        <w:t>x</w:t>
-      </w:r>
-    </w:p>
-    <w:p>
-      <w:r>
-        <w:t xml:space="preserve"> * @</w:t>
-      </w:r>
-      <w:r>
-        <w:rPr>
-          <w:lang w:val="en-US"/>
-        </w:rPr>
-        <w:t>param</w:t>
-      </w:r>
-      <w:r>
-        <w:t xml:space="preserve"> </w:t>
-      </w:r>
-      <w:r>
-        <w:rPr>
-          <w:lang w:val="en-US"/>
-        </w:rPr>
-        <w:t>y</w:t>
-      </w:r>
-      <w:r>
-        <w:t xml:space="preserve"> значение параметра </w:t>
-      </w:r>
-      <w:r>
-        <w:rPr>
-          <w:lang w:val="en-US"/>
-        </w:rPr>
-        <w:t>x</w:t>
-      </w:r>
-    </w:p>
-    <w:p>
-      <w:r>
-        <w:t xml:space="preserve"> * @</w:t>
-      </w:r>
-      <w:r>
-        <w:rPr>
-          <w:lang w:val="en-US"/>
-        </w:rPr>
-        <w:t>param</w:t>
-      </w:r>
-      <w:r>
-        <w:t xml:space="preserve"> </w:t>
-      </w:r>
-      <w:r>
-        <w:rPr>
-          <w:lang w:val="en-US"/>
-        </w:rPr>
         <w:t>z</w:t>
-      </w:r>
-      <w:r>
-        <w:t xml:space="preserve"> значение параметра </w:t>
-      </w:r>
-      <w:r>
-        <w:rPr>
-          <w:lang w:val="en-US"/>
-        </w:rPr>
-        <w:t>x</w:t>
       </w:r>
     </w:p>
     <w:p>
